--- a/03_Outputs/final scripts/es/Module 1/1.0.-1-es.docx
+++ b/03_Outputs/final scripts/es/Module 1/1.0.-1-es.docx
@@ -4,27 +4,27 @@
   <w:body>
     <w:p>
       <w:r>
-        <w:t xml:space="preserve">¡Bienvenido a la Academia de Energía Sostenible!  </w:t>
+        <w:t>¡Bienvenido a la Academia de Energía Sostenible!</w:t>
       </w:r>
     </w:p>
     <w:p>
       <w:r>
-        <w:t xml:space="preserve">Seré tu guía a lo largo de este recorrido. Juntos, exploraremos cómo la energía impulsa el progreso, moldea las políticas y transforma vidas.  </w:t>
+        <w:t>Seré tu guía a lo largo de este recorrido. Juntos, exploraremos cómo la energía impulsa el progreso, moldea las políticas y transforma vidas.</w:t>
       </w:r>
     </w:p>
     <w:p>
       <w:r>
-        <w:t xml:space="preserve">En este primer módulo, aprenderás por qué la energía es mucho más que infraestructura — es el motor del desarrollo sostenible, la resiliencia climática y la justicia social.  </w:t>
+        <w:t>En este primer módulo, aprenderás por qué la energía es mucho más que infraestructura — es el motor del desarrollo sostenible, la resiliencia climática y la justicia social.</w:t>
       </w:r>
     </w:p>
     <w:p>
       <w:r>
-        <w:t xml:space="preserve">Exploraremos el papel crítico de la energía en la consecución de los Objetivos de Desarrollo Sostenible, especialmente el ODS 7: garantizar el acceso a una energía asequible, fiable, sostenible y moderna para todos.  </w:t>
+        <w:t>Exploraremos el papel crítico de la energía en la consecución de los Objetivos de Desarrollo Sostenible, basado en los beneficios integrados que aporta el ODS 7: garantizar el acceso a una energía asequible, confiable, sostenible y moderna para todos.</w:t>
       </w:r>
     </w:p>
     <w:p>
       <w:r>
-        <w:t xml:space="preserve">También verás cómo y cómo los sectores diversos — desde las finanzas y la salud hasta la gobernanza y la igualdad de género — están todos conectados a través de la energía.  </w:t>
+        <w:t>También verás cómo diversos sectores — desde las finanzas y la salud hasta la gobernanza y la igualdad de género — están todos conectados a través de la energía.</w:t>
       </w:r>
     </w:p>
     <w:p>
